--- a/01-精益工具知识库/05-世界级制造方法论/03-精益六西格玛.docx
+++ b/01-精益工具知识库/05-世界级制造方法论/03-精益六西格玛.docx
@@ -1467,7 +1467,7 @@
           <w:b w:val="0"/>
           <w:sz w:val="22"/>
         </w:rPr>
-        <w:t>在紧固件行业，典型目标为 4-5 西格玛水平。例如，对于螺纹精度控制，如果规格为 M10x1.5 的中径公差为 +/-0.05mm，过程标准差为 0.015mm，则 Cpk = 0.05/(3*0.015) = 1.11，约对应 3.3 西格玛水平。</w:t>
+        <w:t>在制造业，典型目标为 4-5 西格玛水平。例如，对于尺寸精度控制，如果规格为 M10x1.5 的关键尺寸公差为 +/-0.05mm，过程标准差为 0.015mm，则 Cpk = 0.05/(3*0.015) = 1.11，约对应 3.3 西格玛水平。</w:t>
       </w:r>
     </w:p>
     <w:p>
@@ -1949,7 +1949,7 @@
           <w:b/>
           <w:sz w:val="32"/>
         </w:rPr>
-        <w:t>6. LSS 在紧固件行业的应用案例</w:t>
+        <w:t>6. LSS 在制造业的应用案例</w:t>
       </w:r>
     </w:p>
     <w:p>
@@ -1962,7 +1962,7 @@
           <w:b/>
           <w:sz w:val="28"/>
         </w:rPr>
-        <w:t>案例：降低六角螺母冷镦工序不良率</w:t>
+        <w:t>案例：降低工件机加工工序不良率</w:t>
       </w:r>
     </w:p>
     <w:p>
@@ -1982,7 +1982,7 @@
           <w:b w:val="0"/>
           <w:sz w:val="22"/>
         </w:rPr>
-        <w:t>某紧固件企业六角螺母冷镦工序月产量 500 万件，不良率 2.8%（PPM = 28,000），主要缺陷为头部裂纹（45%）和对角尺寸超差（30%）。项目目标将不良率降至 0.5%。</w:t>
+        <w:t>某制造企业工件机加工工序月产量 500 万件，不良率 2.8%（PPM = 28,000），主要缺陷为表面裂纹（45%）和对角尺寸超差（30%）。项目目标将不良率降至 0.5%。</w:t>
       </w:r>
     </w:p>
     <w:p>
